--- a/RFI-Docs/WOMEN's HEALTH WEB NEWS LINKS.docx
+++ b/RFI-Docs/WOMEN's HEALTH WEB NEWS LINKS.docx
@@ -4,8 +4,122 @@
   <w:body>
     <w:p>
       <w:pPr>
-        <w:spacing w:after="0" w:line="240" w:lineRule="auto"/>
-        <w:jc w:val="center"/>
+        <w:jc w:val="left"/>
+      </w:pPr>
+      <w:r>
+        <w:rPr>
+          <w:color w:val="646464"/>
+          <w:sz w:val="18"/>
+        </w:rPr>
+        <w:t>Document: WOMEN's HEALTH WEB NEWS LINKS.docx</w:t>
+      </w:r>
+    </w:p>
+    <w:p>
+      <w:pPr>
+        <w:jc w:val="left"/>
+      </w:pPr>
+      <w:r>
+        <w:rPr>
+          <w:color w:val="646464"/>
+          <w:sz w:val="18"/>
+        </w:rPr>
+        <w:t>Title: Women's Health: Web-Based News Links</w:t>
+      </w:r>
+    </w:p>
+    <w:p>
+      <w:pPr>
+        <w:jc w:val="left"/>
+      </w:pPr>
+      <w:r>
+        <w:rPr>
+          <w:color w:val="646464"/>
+          <w:sz w:val="18"/>
+        </w:rPr>
+        <w:t>Topic: Women’s Health – Maternity and Infertility | Type: News Articles</w:t>
+      </w:r>
+    </w:p>
+    <w:p>
+      <w:pPr>
+        <w:jc w:val="left"/>
+      </w:pPr>
+      <w:r>
+        <w:rPr>
+          <w:color w:val="646464"/>
+          <w:sz w:val="18"/>
+        </w:rPr>
+        <w:t>Created: 2024-05-15 | By: Richman, Michael (VACO)</w:t>
+      </w:r>
+    </w:p>
+    <w:p>
+      <w:pPr>
+        <w:jc w:val="left"/>
+      </w:pPr>
+      <w:r>
+        <w:rPr>
+          <w:color w:val="646464"/>
+          <w:sz w:val="18"/>
+        </w:rPr>
+        <w:t>Modified: 2026-02-02 | By: Bartlinski, David</w:t>
+      </w:r>
+    </w:p>
+    <w:p>
+      <w:pPr>
+        <w:jc w:val="left"/>
+      </w:pPr>
+      <w:r>
+        <w:rPr>
+          <w:color w:val="C8C8C8"/>
+          <w:sz w:val="16"/>
+        </w:rPr>
+        <w:t>────────────────────────────────────────────────────────────────────────────────</w:t>
+      </w:r>
+    </w:p>
+    <w:p>
+      <w:pPr>
+        <w:jc w:val="left"/>
+      </w:pPr>
+      <w:r/>
+    </w:p>
+    <w:p>
+      <w:pPr>
+        <w:jc w:val="left"/>
+      </w:pPr>
+      <w:r>
+        <w:rPr>
+          <w:color w:val="646464"/>
+          <w:sz w:val="18"/>
+        </w:rPr>
+        <w:t>Topic: Women’s Health – Maternity and Infertility | Type: News Articles</w:t>
+      </w:r>
+    </w:p>
+    <w:p>
+      <w:pPr>
+        <w:jc w:val="left"/>
+      </w:pPr>
+      <w:r>
+        <w:rPr>
+          <w:color w:val="646464"/>
+          <w:sz w:val="18"/>
+        </w:rPr>
+        <w:t>Created: 2024-05-15 | By: Richman, Michael (VACO)</w:t>
+      </w:r>
+    </w:p>
+    <w:p>
+      <w:pPr>
+        <w:jc w:val="left"/>
+      </w:pPr>
+      <w:r>
+        <w:rPr>
+          <w:color w:val="646464"/>
+          <w:sz w:val="18"/>
+        </w:rPr>
+        <w:t>Modified: 2026-02-02 | By: Bartlinski, David</w:t>
+      </w:r>
+    </w:p>
+    <w:p>
+      <w:pPr>
+        <w:spacing w:after="0" w:line="240" w:lineRule="auto"/>
+        <w:jc w:val="left"/>
         <w:rPr>
           <w:b/>
           <w:bCs/>
@@ -15,22 +129,21 @@
       </w:pPr>
       <w:r>
         <w:rPr>
-          <w:b/>
-          <w:bCs/>
-          <w:sz w:val="28"/>
-          <w:szCs w:val="28"/>
-        </w:rPr>
-        <w:t>Women’s Health News Articles—Web Links</w:t>
-      </w:r>
-    </w:p>
-    <w:p>
-      <w:pPr>
-        <w:spacing w:after="0" w:line="240" w:lineRule="auto"/>
-        <w:rPr>
-          <w:sz w:val="24"/>
-          <w:szCs w:val="24"/>
-        </w:rPr>
-      </w:pPr>
+          <w:color w:val="C8C8C8"/>
+          <w:sz w:val="16"/>
+        </w:rPr>
+        <w:t>────────────────────────────────────────────────────────────────────────────────</w:t>
+      </w:r>
+    </w:p>
+    <w:p>
+      <w:pPr>
+        <w:spacing w:after="0" w:line="240" w:lineRule="auto"/>
+        <w:rPr>
+          <w:sz w:val="24"/>
+          <w:szCs w:val="24"/>
+        </w:rPr>
+      </w:pPr>
+      <w:r/>
     </w:p>
     <w:p>
       <w:pPr>
